--- a/Grasslands/03_Field_Methods/checklists/Grassland_Carbon_Skill_Checklist.docx
+++ b/Grasslands/03_Field_Methods/checklists/Grassland_Carbon_Skill_Checklist.docx
@@ -56,7 +56,7 @@
           <w:i/>
           <w:sz w:val="16"/>
         </w:rPr>
-        <w:t>Work through each skill with your trainer. Check the left ☐ when you have practised it; check the right ☐ when your trainer confirms you can do it unsupervised. Section 5 — root separation — is the one most people arrive without.</w:t>
+        <w:t>Work through each skill with your trainer. Check the left ☐ when you have practised it; the trainer checks the right ☐ only when the criterion in italics has been met — a named, observable thing, so two trainers sign off the same skill the same way. Section 5 — root separation — is the one most people arrive without.</w:t>
       </w:r>
     </w:p>
     <w:tbl>
@@ -279,6 +279,20 @@
               <w:t>Draw the boundary and write down the RULE used. Exclude wetland inclusions, rock outcrop, roads and shelterbelts — in parkland and interior BC these can be a substantial fraction of a quarter section.</w:t>
             </w:r>
           </w:p>
+          <w:p>
+            <w:pPr>
+              <w:spacing w:before="40" w:after="0"/>
+            </w:pPr>
+            <w:r>
+              <w:rPr>
+                <w:rFonts w:ascii="Calibri" w:hAnsi="Calibri"/>
+                <w:i/>
+                <w:color w:val="7F4A28"/>
+                <w:sz w:val="15"/>
+              </w:rPr>
+              <w:t>Signed off when:  Can state the inclusion rule out loud and point to two places on the map where it excluded land, and why.</w:t>
+            </w:r>
+          </w:p>
         </w:tc>
         <w:tc>
           <w:tcPr>
@@ -367,6 +381,20 @@
               <w:t>Grazing regime, cultivation history, years since fire, native vs seeded. Not vegetation cover — management is the dominant variable in a grassland and it is mappable from a fence line.</w:t>
             </w:r>
           </w:p>
+          <w:p>
+            <w:pPr>
+              <w:spacing w:before="40" w:after="0"/>
+            </w:pPr>
+            <w:r>
+              <w:rPr>
+                <w:rFonts w:ascii="Calibri" w:hAnsi="Calibri"/>
+                <w:i/>
+                <w:color w:val="7F4A28"/>
+                <w:sz w:val="15"/>
+              </w:rPr>
+              <w:t>Signed off when:  Names the management variable each stratum is built on, and can say which fence line or record it came from.</w:t>
+            </w:r>
+          </w:p>
         </w:tc>
         <w:tc>
           <w:tcPr>
@@ -453,6 +481,20 @@
                 <w:sz w:val="16"/>
               </w:rPr>
               <w:t>From the landholder. Grazing and stocking, burn years, when cultivation stopped, seeding. This conversation is part of the method, not a courtesy.</w:t>
+            </w:r>
+          </w:p>
+          <w:p>
+            <w:pPr>
+              <w:spacing w:before="40" w:after="0"/>
+            </w:pPr>
+            <w:r>
+              <w:rPr>
+                <w:rFonts w:ascii="Calibri" w:hAnsi="Calibri"/>
+                <w:i/>
+                <w:color w:val="7F4A28"/>
+                <w:sz w:val="15"/>
+              </w:rPr>
+              <w:t>Signed off when:  Has a named source for grazing, burn and cultivation history, or has written 'unknown' rather than a guess.</w:t>
             </w:r>
           </w:p>
         </w:tc>
@@ -567,6 +609,20 @@
               <w:t>Roots are 4–5x more variable than soil carbon, so at the same target they need 4–5x the cores. Set a looser target for roots (±40% rather than ±20%) or wash a random subset.</w:t>
             </w:r>
           </w:p>
+          <w:p>
+            <w:pPr>
+              <w:spacing w:before="40" w:after="0"/>
+            </w:pPr>
+            <w:r>
+              <w:rPr>
+                <w:rFonts w:ascii="Calibri" w:hAnsi="Calibri"/>
+                <w:i/>
+                <w:color w:val="7F4A28"/>
+                <w:sz w:val="15"/>
+              </w:rPr>
+              <w:t>Signed off when:  Produces two different sample sizes from the tool and can say which CV and which target produced each.</w:t>
+            </w:r>
+          </w:p>
         </w:tc>
         <w:tc>
           <w:tcPr>
@@ -655,6 +711,20 @@
               <w:t>Cochran's n uses z, which assumes a known SD. You estimate it, so add the two extra cores the t-multiplier needs.</w:t>
             </w:r>
           </w:p>
+          <w:p>
+            <w:pPr>
+              <w:spacing w:before="40" w:after="0"/>
+            </w:pPr>
+            <w:r>
+              <w:rPr>
+                <w:rFonts w:ascii="Calibri" w:hAnsi="Calibri"/>
+                <w:i/>
+                <w:color w:val="7F4A28"/>
+                <w:sz w:val="15"/>
+              </w:rPr>
+              <w:t>Signed off when:  Shows the n from the tool with the t-adjustment on, and can say why z alone gives too few cores.</w:t>
+            </w:r>
+          </w:p>
         </w:tc>
         <w:tc>
           <w:tcPr>
@@ -741,6 +811,20 @@
                 <w:sz w:val="16"/>
               </w:rPr>
               <w:t>A campaign designed for a one-off stock is often unusable as a monitoring baseline.</w:t>
+            </w:r>
+          </w:p>
+          <w:p>
+            <w:pPr>
+              <w:spacing w:before="40" w:after="0"/>
+            </w:pPr>
+            <w:r>
+              <w:rPr>
+                <w:rFonts w:ascii="Calibri" w:hAnsi="Calibri"/>
+                <w:i/>
+                <w:color w:val="7F4A28"/>
+                <w:sz w:val="15"/>
+              </w:rPr>
+              <w:t>Signed off when:  States the decision and one consequence of it for where the core and quadrat go today.</w:t>
             </w:r>
           </w:p>
         </w:tc>
@@ -880,6 +964,20 @@
               <w:t>Small 0.25 m² · medium 16–100 m² · large 400 m² if trees are in scope. Soil core offset from the quadrat.</w:t>
             </w:r>
           </w:p>
+          <w:p>
+            <w:pPr>
+              <w:spacing w:before="40" w:after="0"/>
+            </w:pPr>
+            <w:r>
+              <w:rPr>
+                <w:rFonts w:ascii="Calibri" w:hAnsi="Calibri"/>
+                <w:i/>
+                <w:color w:val="7F4A28"/>
+                <w:sz w:val="15"/>
+              </w:rPr>
+              <w:t>Signed off when:  Plot sizes measured, not paced; the core position is offset from the quadrat and the offset is written down.</w:t>
+            </w:r>
+          </w:p>
         </w:tc>
         <w:tc>
           <w:tcPr>
@@ -966,6 +1064,20 @@
                 <w:sz w:val="16"/>
               </w:rPr>
               <w:t>At the plot centre.</w:t>
+            </w:r>
+          </w:p>
+          <w:p>
+            <w:pPr>
+              <w:spacing w:before="40" w:after="0"/>
+            </w:pPr>
+            <w:r>
+              <w:rPr>
+                <w:rFonts w:ascii="Calibri" w:hAnsi="Calibri"/>
+                <w:i/>
+                <w:color w:val="7F4A28"/>
+                <w:sz w:val="15"/>
+              </w:rPr>
+              <w:t>Signed off when:  Coordinates, datum and the accuracy figure are all on the sheet. An accuracy field left blank fails this.</w:t>
             </w:r>
           </w:p>
         </w:tc>
@@ -1056,6 +1168,20 @@
               <w:t>Grassland has nothing to tag. Driven rod with recorded depth, buried magnet, AND a bearing and distance from something durable.</w:t>
             </w:r>
           </w:p>
+          <w:p>
+            <w:pPr>
+              <w:spacing w:before="40" w:after="0"/>
+            </w:pPr>
+            <w:r>
+              <w:rPr>
+                <w:rFonts w:ascii="Calibri" w:hAnsi="Calibri"/>
+                <w:i/>
+                <w:color w:val="7F4A28"/>
+                <w:sz w:val="15"/>
+              </w:rPr>
+              <w:t>Signed off when:  Records at least two independent ways back to the marker, one of which does not depend on the GNSS.</w:t>
+            </w:r>
+          </w:p>
         </w:tc>
         <w:tc>
           <w:tcPr>
@@ -1142,6 +1268,20 @@
                 <w:sz w:val="16"/>
               </w:rPr>
               <w:t>Grassland type, management, grazing regime, years since fire, native or seeded, canopy cover.</w:t>
+            </w:r>
+          </w:p>
+          <w:p>
+            <w:pPr>
+              <w:spacing w:before="40" w:after="0"/>
+            </w:pPr>
+            <w:r>
+              <w:rPr>
+                <w:rFonts w:ascii="Calibri" w:hAnsi="Calibri"/>
+                <w:i/>
+                <w:color w:val="7F4A28"/>
+                <w:sz w:val="15"/>
+              </w:rPr>
+              <w:t>Signed off when:  Log is finished and photographs taken while the plot is still undisturbed. Any later entry fails this.</w:t>
             </w:r>
           </w:p>
         </w:tc>
@@ -1232,7 +1372,7 @@
                 <w:i w:val="0"/>
                 <w:sz w:val="16"/>
               </w:rPr>
-              <w:t>14-photo series</w:t>
+              <w:t>16-frame photo series</w:t>
             </w:r>
           </w:p>
         </w:tc>
@@ -1253,7 +1393,21 @@
                 <w:i w:val="0"/>
                 <w:sz w:val="16"/>
               </w:rPr>
-              <w:t>Straight down, straight up, and three per cardinal direction.</w:t>
+              <w:t>Frames 1–2 straight down and straight up, 3–14 three per cardinal direction, 15–16 the quadrat overhead before and after clipping.</w:t>
+            </w:r>
+          </w:p>
+          <w:p>
+            <w:pPr>
+              <w:spacing w:before="40" w:after="0"/>
+            </w:pPr>
+            <w:r>
+              <w:rPr>
+                <w:rFonts w:ascii="Calibri" w:hAnsi="Calibri"/>
+                <w:i/>
+                <w:color w:val="7F4A28"/>
+                <w:sz w:val="15"/>
+              </w:rPr>
+              <w:t>Signed off when:  All 16 frames present and identifiable by the board or first frame; filenames written on the plot log.</w:t>
             </w:r>
           </w:p>
         </w:tc>
@@ -1342,6 +1496,20 @@
                 <w:sz w:val="16"/>
               </w:rPr>
               <w:t>From the same position. The only record of what the standing crop looked like.</w:t>
+            </w:r>
+          </w:p>
+          <w:p>
+            <w:pPr>
+              <w:spacing w:before="40" w:after="0"/>
+            </w:pPr>
+            <w:r>
+              <w:rPr>
+                <w:rFonts w:ascii="Calibri" w:hAnsi="Calibri"/>
+                <w:i/>
+                <w:color w:val="7F4A28"/>
+                <w:sz w:val="15"/>
+              </w:rPr>
+              <w:t>Signed off when:  Two frames from the same position, both legible, both filed against the plot.</w:t>
             </w:r>
           </w:p>
         </w:tc>
@@ -1481,6 +1649,20 @@
               <w:t>Coring is destructive. A corer hole in a quadrat you have not yet clipped is a lost plot.</w:t>
             </w:r>
           </w:p>
+          <w:p>
+            <w:pPr>
+              <w:spacing w:before="40" w:after="0"/>
+            </w:pPr>
+            <w:r>
+              <w:rPr>
+                <w:rFonts w:ascii="Calibri" w:hAnsi="Calibri"/>
+                <w:i/>
+                <w:color w:val="7F4A28"/>
+                <w:sz w:val="15"/>
+              </w:rPr>
+              <w:t>Signed off when:  Order of work on the sheet matches the order on the ground; no corer mark inside an unmeasured quadrat.</w:t>
+            </w:r>
+          </w:p>
         </w:tc>
         <w:tc>
           <w:tcPr>
@@ -1593,6 +1775,20 @@
               <w:t>Not grazing height — that is not a defined datum and will not repeat between crews or visits.</w:t>
             </w:r>
           </w:p>
+          <w:p>
+            <w:pPr>
+              <w:spacing w:before="40" w:after="0"/>
+            </w:pPr>
+            <w:r>
+              <w:rPr>
+                <w:rFonts w:ascii="Calibri" w:hAnsi="Calibri"/>
+                <w:i/>
+                <w:color w:val="7F4A28"/>
+                <w:sz w:val="15"/>
+              </w:rPr>
+              <w:t>Signed off when:  Cut height is consistent across three quadrats and matches the written protocol, checked by the trainer against the stubble.</w:t>
+            </w:r>
+          </w:p>
         </w:tc>
         <w:tc>
           <w:tcPr>
@@ -1681,6 +1877,20 @@
               <w:t>Standing dead and litter hold carbon but are not production. Merging them later is easy; splitting them is not.</w:t>
             </w:r>
           </w:p>
+          <w:p>
+            <w:pPr>
+              <w:spacing w:before="40" w:after="0"/>
+            </w:pPr>
+            <w:r>
+              <w:rPr>
+                <w:rFonts w:ascii="Calibri" w:hAnsi="Calibri"/>
+                <w:i/>
+                <w:color w:val="7F4A28"/>
+                <w:sz w:val="15"/>
+              </w:rPr>
+              <w:t>Signed off when:  Two labelled bags per quadrat, and the participant can justify three borderline pieces either way.</w:t>
+            </w:r>
+          </w:p>
         </w:tc>
         <w:tc>
           <w:tcPr>
@@ -1767,6 +1977,20 @@
                 <w:sz w:val="16"/>
               </w:rPr>
               <w:t>Peak is the only phenological point that repeats between sites and years. A clip-and-weigh without a date cannot be interpreted.</w:t>
+            </w:r>
+          </w:p>
+          <w:p>
+            <w:pPr>
+              <w:spacing w:before="40" w:after="0"/>
+            </w:pPr>
+            <w:r>
+              <w:rPr>
+                <w:rFonts w:ascii="Calibri" w:hAnsi="Calibri"/>
+                <w:i/>
+                <w:color w:val="7F4A28"/>
+                <w:sz w:val="15"/>
+              </w:rPr>
+              <w:t>Signed off when:  Records the stage observed, the removal seen, and whether the project's season rule was met — three separate entries.</w:t>
             </w:r>
           </w:p>
         </w:tc>
@@ -1881,6 +2105,20 @@
               <w:t>Crown L × W × H, or stem diameter at 0.3 m. Check the species is in the coefficient table before relying on an allometric.</w:t>
             </w:r>
           </w:p>
+          <w:p>
+            <w:pPr>
+              <w:spacing w:before="40" w:after="0"/>
+            </w:pPr>
+            <w:r>
+              <w:rPr>
+                <w:rFonts w:ascii="Calibri" w:hAnsi="Calibri"/>
+                <w:i/>
+                <w:color w:val="7F4A28"/>
+                <w:sz w:val="15"/>
+              </w:rPr>
+              <w:t>Signed off when:  Measures the predictor the chosen equation actually takes, at the height the equation defines, and says which equation.</w:t>
+            </w:r>
+          </w:p>
         </w:tc>
         <w:tc>
           <w:tcPr>
@@ -1969,6 +2207,20 @@
               <w:t>Default ≥25% canopy. Savannah sits right on this boundary, so the rule matters more here than anywhere else.</w:t>
             </w:r>
           </w:p>
+          <w:p>
+            <w:pPr>
+              <w:spacing w:before="40" w:after="0"/>
+            </w:pPr>
+            <w:r>
+              <w:rPr>
+                <w:rFonts w:ascii="Calibri" w:hAnsi="Calibri"/>
+                <w:i/>
+                <w:color w:val="7F4A28"/>
+                <w:sz w:val="15"/>
+              </w:rPr>
+              <w:t>Signed off when:  Estimates cover the same way twice within a few per cent, and applies the project rule without renegotiating it on site.</w:t>
+            </w:r>
+          </w:p>
         </w:tc>
         <w:tc>
           <w:tcPr>
@@ -2055,6 +2307,20 @@
                 <w:sz w:val="16"/>
               </w:rPr>
               <w:t>Savannah oaks have short boles and wide crowns; forest-fitted equations extrapolate poorly to them.</w:t>
+            </w:r>
+          </w:p>
+          <w:p>
+            <w:pPr>
+              <w:spacing w:before="40" w:after="0"/>
+            </w:pPr>
+            <w:r>
+              <w:rPr>
+                <w:rFonts w:ascii="Calibri" w:hAnsi="Calibri"/>
+                <w:i/>
+                <w:color w:val="7F4A28"/>
+                <w:sz w:val="15"/>
+              </w:rPr>
+              <w:t>Signed off when:  Records crown and bole form, and can say why it matters for the biomass figure.</w:t>
             </w:r>
           </w:p>
         </w:tc>
@@ -2194,6 +2460,20 @@
               <w:t>It sets sample volume and therefore every bulk density. Out by 10% puts every carbon stock out by 21%. Write it on the corer.</w:t>
             </w:r>
           </w:p>
+          <w:p>
+            <w:pPr>
+              <w:spacing w:before="40" w:after="0"/>
+            </w:pPr>
+            <w:r>
+              <w:rPr>
+                <w:rFonts w:ascii="Calibri" w:hAnsi="Calibri"/>
+                <w:i/>
+                <w:color w:val="7F4A28"/>
+                <w:sz w:val="15"/>
+              </w:rPr>
+              <w:t>Signed off when:  Reads the INSIDE diameter with calipers at two positions, records the value with units and the corer ID.</w:t>
+            </w:r>
+          </w:p>
         </w:tc>
         <w:tc>
           <w:tcPr>
@@ -2280,6 +2560,20 @@
                 <w:sz w:val="16"/>
               </w:rPr>
               <w:t>And record the offset, so the next visit can avoid this visit's holes.</w:t>
+            </w:r>
+          </w:p>
+          <w:p>
+            <w:pPr>
+              <w:spacing w:before="40" w:after="0"/>
+            </w:pPr>
+            <w:r>
+              <w:rPr>
+                <w:rFonts w:ascii="Calibri" w:hAnsi="Calibri"/>
+                <w:i/>
+                <w:color w:val="7F4A28"/>
+                <w:sz w:val="15"/>
+              </w:rPr>
+              <w:t>Signed off when:  Bearing and distance from the marker written on the sheet before the corer goes in.</w:t>
             </w:r>
           </w:p>
         </w:tc>
@@ -2370,6 +2664,20 @@
               <w:t>Both wreck bulk density.</w:t>
             </w:r>
           </w:p>
+          <w:p>
+            <w:pPr>
+              <w:spacing w:before="40" w:after="0"/>
+            </w:pPr>
+            <w:r>
+              <w:rPr>
+                <w:rFonts w:ascii="Calibri" w:hAnsi="Calibri"/>
+                <w:i/>
+                <w:color w:val="7F4A28"/>
+                <w:sz w:val="15"/>
+              </w:rPr>
+              <w:t>Signed off when:  Records the moisture condition, and can say what a saturated or frozen core would do to bulk density.</w:t>
+            </w:r>
+          </w:p>
         </w:tc>
         <w:tc>
           <w:tcPr>
@@ -2456,6 +2764,20 @@
                 <w:sz w:val="16"/>
               </w:rPr>
               <w:t>If they differ, the increments are not where you think. Do NOT stretch them back out.</w:t>
+            </w:r>
+          </w:p>
+          <w:p>
+            <w:pPr>
+              <w:spacing w:before="40" w:after="0"/>
+            </w:pPr>
+            <w:r>
+              <w:rPr>
+                <w:rFonts w:ascii="Calibri" w:hAnsi="Calibri"/>
+                <w:i/>
+                <w:color w:val="7F4A28"/>
+                <w:sz w:val="15"/>
+              </w:rPr>
+              <w:t>Signed off when:  Both numbers on the sheet for every core, including the ones where they agree.</w:t>
             </w:r>
           </w:p>
         </w:tc>
@@ -2570,6 +2892,20 @@
               <w:t>A truncated increment scaled as a full one is a silent error.</w:t>
             </w:r>
           </w:p>
+          <w:p>
+            <w:pPr>
+              <w:spacing w:before="40" w:after="0"/>
+            </w:pPr>
+            <w:r>
+              <w:rPr>
+                <w:rFonts w:ascii="Calibri" w:hAnsi="Calibri"/>
+                <w:i/>
+                <w:color w:val="7F4A28"/>
+                <w:sz w:val="15"/>
+              </w:rPr>
+              <w:t>Signed off when:  Depths run continuously down the sheet, and any short interval is recorded short rather than rounded up.</w:t>
+            </w:r>
+          </w:p>
         </w:tc>
         <w:tc>
           <w:tcPr>
@@ -2656,6 +2992,20 @@
                 <w:sz w:val="16"/>
               </w:rPr>
               <w:t>Bedrock, cemented layer, stone. This is data, not a failure.</w:t>
+            </w:r>
+          </w:p>
+          <w:p>
+            <w:pPr>
+              <w:spacing w:before="40" w:after="0"/>
+            </w:pPr>
+            <w:r>
+              <w:rPr>
+                <w:rFonts w:ascii="Calibri" w:hAnsi="Calibri"/>
+                <w:i/>
+                <w:color w:val="7F4A28"/>
+                <w:sz w:val="15"/>
+              </w:rPr>
+              <w:t>Signed off when:  Actual refusal depth and a stated cause. A planned depth entered for a refused core fails this.</w:t>
             </w:r>
           </w:p>
         </w:tc>
@@ -2746,6 +3096,20 @@
               <w:t>Rocks hold no carbon, and neither WWF guide's equations correct for them. Mandatory in interior BC.</w:t>
             </w:r>
           </w:p>
+          <w:p>
+            <w:pPr>
+              <w:spacing w:before="40" w:after="0"/>
+            </w:pPr>
+            <w:r>
+              <w:rPr>
+                <w:rFonts w:ascii="Calibri" w:hAnsi="Calibri"/>
+                <w:i/>
+                <w:color w:val="7F4A28"/>
+                <w:sz w:val="15"/>
+              </w:rPr>
+              <w:t>Signed off when:  Gives a figure and the method used to get it, consistently across increments.</w:t>
+            </w:r>
+          </w:p>
         </w:tc>
         <w:tc>
           <w:tcPr>
@@ -2834,6 +3198,20 @@
               <w:t>Fine earth over total volume, or over fine-earth volume. Getting it wrong understates a stony site by up to a third — or double-corrects it.</w:t>
             </w:r>
           </w:p>
+          <w:p>
+            <w:pPr>
+              <w:spacing w:before="40" w:after="0"/>
+            </w:pPr>
+            <w:r>
+              <w:rPr>
+                <w:rFonts w:ascii="Calibri" w:hAnsi="Calibri"/>
+                <w:i/>
+                <w:color w:val="7F4A28"/>
+                <w:sz w:val="15"/>
+              </w:rPr>
+              <w:t>Signed off when:  Names the lab, the method reference and the date it was confirmed — before the field day, not after.</w:t>
+            </w:r>
+          </w:p>
         </w:tc>
         <w:tc>
           <w:tcPr>
@@ -2920,6 +3298,20 @@
                 <w:sz w:val="16"/>
               </w:rPr>
               <w:t>Not just an increment number.</w:t>
+            </w:r>
+          </w:p>
+          <w:p>
+            <w:pPr>
+              <w:spacing w:before="40" w:after="0"/>
+            </w:pPr>
+            <w:r>
+              <w:rPr>
+                <w:rFonts w:ascii="Calibri" w:hAnsi="Calibri"/>
+                <w:i/>
+                <w:color w:val="7F4A28"/>
+                <w:sz w:val="15"/>
+              </w:rPr>
+              <w:t>Signed off when:  A label picked at random off the bench identifies its sample with no datasheet in the room.</w:t>
             </w:r>
           </w:p>
         </w:tc>
@@ -3059,6 +3451,20 @@
               <w:t>Sieve roots out and analyse root-free soil, OR leave fine roots in the soil pool and report only coarse roots separately. Both are defensible. Silence is not, and silence is the default if nobody decides.</w:t>
             </w:r>
           </w:p>
+          <w:p>
+            <w:pPr>
+              <w:spacing w:before="40" w:after="0"/>
+            </w:pPr>
+            <w:r>
+              <w:rPr>
+                <w:rFonts w:ascii="Calibri" w:hAnsi="Calibri"/>
+                <w:i/>
+                <w:color w:val="7F4A28"/>
+                <w:sz w:val="15"/>
+              </w:rPr>
+              <w:t>Signed off when:  States which of the two boundaries applies, who agreed it and under what method, and what it means for adding the pools.</w:t>
+            </w:r>
+          </w:p>
         </w:tc>
         <w:tc>
           <w:tcPr>
@@ -3145,6 +3551,20 @@
                 <w:sz w:val="16"/>
               </w:rPr>
               <w:t>Roots finer than the mesh are lost, so fine-root biomass is a known underestimate. Without the mesh size the figure cannot be interpreted.</w:t>
+            </w:r>
+          </w:p>
+          <w:p>
+            <w:pPr>
+              <w:spacing w:before="40" w:after="0"/>
+            </w:pPr>
+            <w:r>
+              <w:rPr>
+                <w:rFonts w:ascii="Calibri" w:hAnsi="Calibri"/>
+                <w:i/>
+                <w:color w:val="7F4A28"/>
+                <w:sz w:val="15"/>
+              </w:rPr>
+              <w:t>Signed off when:  Every mesh used is written down, and the participant can say what the finest one implies about the fine-root figure.</w:t>
             </w:r>
           </w:p>
         </w:tc>
@@ -3259,6 +3679,20 @@
               <w:t>Before anything is removed.</w:t>
             </w:r>
           </w:p>
+          <w:p>
+            <w:pPr>
+              <w:spacing w:before="40" w:after="0"/>
+            </w:pPr>
+            <w:r>
+              <w:rPr>
+                <w:rFonts w:ascii="Calibri" w:hAnsi="Calibri"/>
+                <w:i/>
+                <w:color w:val="7F4A28"/>
+                <w:sz w:val="15"/>
+              </w:rPr>
+              <w:t>Signed off when:  Mass and subsample ID recorded before anything is washed or removed.</w:t>
+            </w:r>
+          </w:p>
         </w:tc>
         <w:tc>
           <w:tcPr>
@@ -3345,6 +3779,20 @@
                 <w:sz w:val="16"/>
               </w:rPr>
               <w:t>2 mm for the fine/coarse split, plus a finer mesh to catch fine roots.</w:t>
+            </w:r>
+          </w:p>
+          <w:p>
+            <w:pPr>
+              <w:spacing w:before="40" w:after="0"/>
+            </w:pPr>
+            <w:r>
+              <w:rPr>
+                <w:rFonts w:ascii="Calibri" w:hAnsi="Calibri"/>
+                <w:i/>
+                <w:color w:val="7F4A28"/>
+                <w:sz w:val="15"/>
+              </w:rPr>
+              <w:t>Signed off when:  Follows the written sequence, and reports losses rather than absorbing them.</w:t>
             </w:r>
           </w:p>
         </w:tc>
@@ -3435,6 +3883,20 @@
               <w:t>Flotation, then by eye — live roots are paler, turgid, elastic, with intact cortex.</w:t>
             </w:r>
           </w:p>
+          <w:p>
+            <w:pPr>
+              <w:spacing w:before="40" w:after="0"/>
+            </w:pPr>
+            <w:r>
+              <w:rPr>
+                <w:rFonts w:ascii="Calibri" w:hAnsi="Calibri"/>
+                <w:i/>
+                <w:color w:val="7F4A28"/>
+                <w:sz w:val="15"/>
+              </w:rPr>
+              <w:t>Signed off when:  Two labelled bags per quadrat, and the participant can justify three borderline pieces either way.</w:t>
+            </w:r>
+          </w:p>
         </w:tc>
         <w:tc>
           <w:tcPr>
@@ -3521,6 +3983,20 @@
                 <w:sz w:val="16"/>
               </w:rPr>
               <w:t>≤2 mm fine, &gt;2 mm coarse. A convention a crew can apply consistently, not a biological boundary.</w:t>
+            </w:r>
+          </w:p>
+          <w:p>
+            <w:pPr>
+              <w:spacing w:before="40" w:after="0"/>
+            </w:pPr>
+            <w:r>
+              <w:rPr>
+                <w:rFonts w:ascii="Calibri" w:hAnsi="Calibri"/>
+                <w:i/>
+                <w:color w:val="7F4A28"/>
+                <w:sz w:val="15"/>
+              </w:rPr>
+              <w:t>Signed off when:  Applies the boundary the same way to twenty roots as to the first five, and says how diameter was measured.</w:t>
             </w:r>
           </w:p>
         </w:tc>
@@ -3611,6 +4087,20 @@
               <w:t>105 °C is the soil bulk-density convention and can volatilise organics in root tissue. Two samples, two ovens, two conventions.</w:t>
             </w:r>
           </w:p>
+          <w:p>
+            <w:pPr>
+              <w:spacing w:before="40" w:after="0"/>
+            </w:pPr>
+            <w:r>
+              <w:rPr>
+                <w:rFonts w:ascii="Calibri" w:hAnsi="Calibri"/>
+                <w:i/>
+                <w:color w:val="7F4A28"/>
+                <w:sz w:val="15"/>
+              </w:rPr>
+              <w:t>Signed off when:  Sets and records the temperature and the constant-mass criterion, and does not move a sample between the two conventions.</w:t>
+            </w:r>
+          </w:p>
         </w:tc>
         <w:tc>
           <w:tcPr>
@@ -3699,6 +4189,20 @@
               <w:t>Washed roots retain adhering mineral soil. Combust a subsample and subtract the residue, or root biomass is systematically too high.</w:t>
             </w:r>
           </w:p>
+          <w:p>
+            <w:pPr>
+              <w:spacing w:before="40" w:after="0"/>
+            </w:pPr>
+            <w:r>
+              <w:rPr>
+                <w:rFonts w:ascii="Calibri" w:hAnsi="Calibri"/>
+                <w:i/>
+                <w:color w:val="7F4A28"/>
+                <w:sz w:val="15"/>
+              </w:rPr>
+              <w:t>Signed off when:  Records the ash subsample and the ash mass, and can say which direction an uncorrected figure is wrong in.</w:t>
+            </w:r>
+          </w:p>
         </w:tc>
         <w:tc>
           <w:tcPr>
@@ -3785,6 +4289,20 @@
                 <w:sz w:val="16"/>
               </w:rPr>
               <w:t>Under the sieve-first option, this is what goes to the lab.</w:t>
+            </w:r>
+          </w:p>
+          <w:p>
+            <w:pPr>
+              <w:spacing w:before="40" w:after="0"/>
+            </w:pPr>
+            <w:r>
+              <w:rPr>
+                <w:rFonts w:ascii="Calibri" w:hAnsi="Calibri"/>
+                <w:i/>
+                <w:color w:val="7F4A28"/>
+                <w:sz w:val="15"/>
+              </w:rPr>
+              <w:t>Signed off when:  Residue kept, labelled and linked to the interval it came from.</w:t>
             </w:r>
           </w:p>
         </w:tc>
@@ -3924,6 +4442,20 @@
               <w:t>Bulk density × (carbon % ÷ 100) × thickness, to kg C/m². Apply the coarse-fragment correction ONCE.</w:t>
             </w:r>
           </w:p>
+          <w:p>
+            <w:pPr>
+              <w:spacing w:before="40" w:after="0"/>
+            </w:pPr>
+            <w:r>
+              <w:rPr>
+                <w:rFonts w:ascii="Calibri" w:hAnsi="Calibri"/>
+                <w:i/>
+                <w:color w:val="7F4A28"/>
+                <w:sz w:val="15"/>
+              </w:rPr>
+              <w:t>Signed off when:  Reproduces one increment by hand and gets the workbook's figure, with the coarse-fragment correction applied once.</w:t>
+            </w:r>
+          </w:p>
         </w:tc>
         <w:tc>
           <w:tcPr>
@@ -4010,6 +4542,20 @@
                 <w:sz w:val="16"/>
               </w:rPr>
               <w:t>Ash-corrected dry mass ÷ core area, scaled to m², × carbon fraction.</w:t>
+            </w:r>
+          </w:p>
+          <w:p>
+            <w:pPr>
+              <w:spacing w:before="40" w:after="0"/>
+            </w:pPr>
+            <w:r>
+              <w:rPr>
+                <w:rFonts w:ascii="Calibri" w:hAnsi="Calibri"/>
+                <w:i/>
+                <w:color w:val="7F4A28"/>
+                <w:sz w:val="15"/>
+              </w:rPr>
+              <w:t>Signed off when:  Reproduces one row by hand, using the core area from the recorded diameter.</w:t>
             </w:r>
           </w:p>
         </w:tc>
@@ -4100,6 +4646,20 @@
               <w:t>30 cm is the comparability depth. It is a floor, not the total.</w:t>
             </w:r>
           </w:p>
+          <w:p>
+            <w:pPr>
+              <w:spacing w:before="40" w:after="0"/>
+            </w:pPr>
+            <w:r>
+              <w:rPr>
+                <w:rFonts w:ascii="Calibri" w:hAnsi="Calibri"/>
+                <w:i/>
+                <w:color w:val="7F4A28"/>
+                <w:sz w:val="15"/>
+              </w:rPr>
+              <w:t>Signed off when:  Both figures reported, and the participant can say which one is comparable to other projects and why.</w:t>
+            </w:r>
+          </w:p>
         </w:tc>
         <w:tc>
           <w:tcPr>
@@ -4186,6 +4746,20 @@
                 <w:sz w:val="16"/>
               </w:rPr>
               <w:t>Soil and roots against their separate targets. Use t, not z, at small n.</w:t>
+            </w:r>
+          </w:p>
+          <w:p>
+            <w:pPr>
+              <w:spacing w:before="40" w:after="0"/>
+            </w:pPr>
+            <w:r>
+              <w:rPr>
+                <w:rFonts w:ascii="Calibri" w:hAnsi="Calibri"/>
+                <w:i/>
+                <w:color w:val="7F4A28"/>
+                <w:sz w:val="15"/>
+              </w:rPr>
+              <w:t>Signed off when:  Reads the achieved margin against the target for soil and roots separately, and says what to do if one misses.</w:t>
             </w:r>
           </w:p>
         </w:tc>
@@ -4300,6 +4874,20 @@
               <w:t>Never merged into the soil figure.</w:t>
             </w:r>
           </w:p>
+          <w:p>
+            <w:pPr>
+              <w:spacing w:before="40" w:after="0"/>
+            </w:pPr>
+            <w:r>
+              <w:rPr>
+                <w:rFonts w:ascii="Calibri" w:hAnsi="Calibri"/>
+                <w:i/>
+                <w:color w:val="7F4A28"/>
+                <w:sz w:val="15"/>
+              </w:rPr>
+              <w:t>Signed off when:  Vegetation kept in its own column through to the report, with the date and stage attached.</w:t>
+            </w:r>
+          </w:p>
         </w:tc>
         <w:tc>
           <w:tcPr>
@@ -4388,6 +4976,20 @@
               <w:t>It is a MINIMUM. Native grassland roots reach metres.</w:t>
             </w:r>
           </w:p>
+          <w:p>
+            <w:pPr>
+              <w:spacing w:before="40" w:after="0"/>
+            </w:pPr>
+            <w:r>
+              <w:rPr>
+                <w:rFonts w:ascii="Calibri" w:hAnsi="Calibri"/>
+                <w:i/>
+                <w:color w:val="7F4A28"/>
+                <w:sz w:val="15"/>
+              </w:rPr>
+              <w:t>Signed off when:  Marks the total as a minimum whenever roots were still present in the deepest interval.</w:t>
+            </w:r>
+          </w:p>
         </w:tc>
         <w:tc>
           <w:tcPr>
@@ -4474,6 +5076,20 @@
                 <w:sz w:val="16"/>
               </w:rPr>
               <w:t>Shrub roots, litter, and below-ground tree biomass are in no pool this workshop measures. Name the gaps.</w:t>
+            </w:r>
+          </w:p>
+          <w:p>
+            <w:pPr>
+              <w:spacing w:before="40" w:after="0"/>
+            </w:pPr>
+            <w:r>
+              <w:rPr>
+                <w:rFonts w:ascii="Calibri" w:hAnsi="Calibri"/>
+                <w:i/>
+                <w:color w:val="7F4A28"/>
+                <w:sz w:val="15"/>
+              </w:rPr>
+              <w:t>Signed off when:  Names shrub roots, litter and below-ground tree biomass as gaps, without being prompted.</w:t>
             </w:r>
           </w:p>
         </w:tc>
